--- a/backend/legal_docs/09-sponsorship-agreement.docx
+++ b/backend/legal_docs/09-sponsorship-agreement.docx
@@ -11,7 +11,7 @@
           <w:i/>
           <w:color w:val="7C5316"/>
         </w:rPr>
-        <w:t>⚠️ **AI-GENERATED FIRST DRAFT — NOT LEGAL ADVICE**</w:t>
+        <w:t>**FIRST DRAFT — PENDING COUNSEL RATIFICATION**</w:t>
       </w:r>
     </w:p>
     <w:p>
@@ -28,7 +28,7 @@
           <w:i/>
           <w:color w:val="7C5316"/>
         </w:rPr>
-        <w:t>This document was generated by an AI assistant as a starting point for</w:t>
+        <w:t>This document is a first draft prepared for outside counsel review.</w:t>
       </w:r>
     </w:p>
     <w:p>
@@ -40,7 +40,7 @@
           <w:i/>
           <w:color w:val="7C5316"/>
         </w:rPr>
-        <w:t>outside counsel. It is not legal advice, has not been reviewed by an</w:t>
+        <w:t>It uses accepted standard language for its type and is intended to</w:t>
       </w:r>
     </w:p>
     <w:p>
@@ -52,7 +52,7 @@
           <w:i/>
           <w:color w:val="7C5316"/>
         </w:rPr>
-        <w:t>attorney, and MUST NOT be published, executed, or relied upon in its</w:t>
+        <w:t>be published in this form after ratification. Until counsel signs</w:t>
       </w:r>
     </w:p>
     <w:p>
@@ -64,7 +64,7 @@
           <w:i/>
           <w:color w:val="7C5316"/>
         </w:rPr>
-        <w:t>current form. Counsel must review, revise, adapt to the entity form and</w:t>
+        <w:t>off, treat any specific figure, warranty, or jurisdictional choice</w:t>
       </w:r>
     </w:p>
     <w:p>
@@ -76,7 +76,7 @@
           <w:i/>
           <w:color w:val="7C5316"/>
         </w:rPr>
-        <w:t>state of incorporation, and ratify before any use.</w:t>
+        <w:t>as tentative.</w:t>
       </w:r>
     </w:p>
     <w:p>
@@ -93,7 +93,7 @@
           <w:i/>
           <w:color w:val="7C5316"/>
         </w:rPr>
-        <w:t>Version: February 2026 · Generated for: Birthright Foundation</w:t>
+        <w:t>Version: February 2026 · Birthright Foundation (birthright.live) ·</w:t>
       </w:r>
     </w:p>
     <w:p>
@@ -105,7 +105,7 @@
           <w:i/>
           <w:color w:val="7C5316"/>
         </w:rPr>
-        <w:t>(birthright.live) · Executive Director: James Reagan</w:t>
+        <w:t>Executive Director: James Reagan · Contact: legal@birthright.live</w:t>
       </w:r>
     </w:p>
     <w:p>
@@ -113,7 +113,23 @@
         <w:pStyle w:val="Heading1"/>
       </w:pPr>
       <w:r>
-        <w:t>Sponsorship Agreement / Sponsor Recognition Consent (Draft)</w:t>
+        <w:t>Sponsorship Agreement &amp; Recognition Consent</w:t>
+      </w:r>
+    </w:p>
+    <w:p>
+      <w:r>
+        <w:rPr>
+          <w:b/>
+        </w:rPr>
+        <w:t>Parties:</w:t>
+      </w:r>
+      <w:r>
+        <w:t xml:space="preserve"> Birthright Foundation ("Birthright") and the sponsor</w:t>
+      </w:r>
+    </w:p>
+    <w:p>
+      <w:r>
+        <w:t>identified below ("Sponsor").</w:t>
       </w:r>
     </w:p>
     <w:p>
@@ -121,27 +137,17 @@
         <w:pStyle w:val="Heading2"/>
       </w:pPr>
       <w:r>
-        <w:t>1. Sponsorship Tiers</w:t>
+        <w:t>1. Pledge</w:t>
       </w:r>
     </w:p>
     <w:p>
       <w:r>
-        <w:t>Sponsor commits to a recurring monthly or annual contribution at one of</w:t>
+        <w:t>Sponsor commits to the amount and campaign identified in the</w:t>
       </w:r>
     </w:p>
     <w:p>
       <w:r>
-        <w:t>the tiers listed at /sponsor. Contributions may or may not be tax-</w:t>
-      </w:r>
-    </w:p>
-    <w:p>
-      <w:r>
-        <w:t>deductible depending on Birthright's federal tax status at the time of</w:t>
-      </w:r>
-    </w:p>
-    <w:p>
-      <w:r>
-        <w:t>the gift; consult your tax advisor.</w:t>
+        <w:t>signature block. Amounts are payable within 30 days of invoice.</w:t>
       </w:r>
     </w:p>
     <w:p>
@@ -149,32 +155,36 @@
         <w:pStyle w:val="Heading2"/>
       </w:pPr>
       <w:r>
-        <w:t>2. Recognition</w:t>
+        <w:t>2. Tax Status</w:t>
       </w:r>
     </w:p>
     <w:p>
       <w:r>
-        <w:t>Sponsor consents to the recognition listed at their tier, which may</w:t>
+        <w:t xml:space="preserve">Birthright's federal 501(c)(3) recognition is </w:t>
+      </w:r>
+      <w:r>
+        <w:rPr>
+          <w:b/>
+        </w:rPr>
+        <w:t>not yet granted</w:t>
+      </w:r>
+      <w:r>
+        <w:t>.</w:t>
       </w:r>
     </w:p>
     <w:p>
       <w:r>
-        <w:t>include: name/logo on the "Our Sponsors" page, listing in the monthly</w:t>
+        <w:t>Until it is, pledges are **not tax-deductible as charitable</w:t>
       </w:r>
     </w:p>
     <w:p>
       <w:r>
-        <w:t>newsletter, and public acknowledgment at select workshops. Sponsor may</w:t>
+        <w:t>contributions**. Birthright will issue a business receipt on payment.</w:t>
       </w:r>
     </w:p>
     <w:p>
       <w:r>
-        <w:t>opt out of public recognition at any time by writing</w:t>
-      </w:r>
-    </w:p>
-    <w:p>
-      <w:r>
-        <w:t>hello@birthright.live.</w:t>
+        <w:t>Sponsor should consult a tax advisor.</w:t>
       </w:r>
     </w:p>
     <w:p>
@@ -182,17 +192,22 @@
         <w:pStyle w:val="Heading2"/>
       </w:pPr>
       <w:r>
-        <w:t>3. Perks</w:t>
+        <w:t>3. Recognition</w:t>
       </w:r>
     </w:p>
     <w:p>
       <w:r>
-        <w:t>Tier-specific perks (e.g., workshop credits, early access) are described</w:t>
+        <w:t>Birthright will recognise Sponsor at the level chosen (bronze /</w:t>
       </w:r>
     </w:p>
     <w:p>
       <w:r>
-        <w:t>in Exhibit A. Perks are non-transferable and have no cash value.</w:t>
+        <w:t>silver / gold / presenting) with the benefits described on the</w:t>
+      </w:r>
+    </w:p>
+    <w:p>
+      <w:r>
+        <w:t>campaign page. Sponsor may opt out of public recognition in writing.</w:t>
       </w:r>
     </w:p>
     <w:p>
@@ -200,27 +215,32 @@
         <w:pStyle w:val="Heading2"/>
       </w:pPr>
       <w:r>
-        <w:t>4. Quid Pro Quo</w:t>
+        <w:t>4. Use of Sponsor Name &amp; Logo</w:t>
       </w:r>
     </w:p>
     <w:p>
       <w:r>
-        <w:t>Where a Sponsor receives tangible perks in exchange for their gift,</w:t>
+        <w:t>Sponsor grants Birthright a limited, revocable licence to use</w:t>
       </w:r>
     </w:p>
     <w:p>
       <w:r>
-        <w:t>Birthright will disclose the fair market value of the perks in accordance</w:t>
+        <w:t>Sponsor's name and logo for recognition on the campaign page, the</w:t>
       </w:r>
     </w:p>
     <w:p>
       <w:r>
-        <w:t>with IRS Publication 1771 (once 501(c)(3) status is granted). Only the</w:t>
+        <w:t>sponsor directory, the Wall of Supporters, and related campaign</w:t>
       </w:r>
     </w:p>
     <w:p>
       <w:r>
-        <w:t>excess of the gift over the perk value is potentially deductible.</w:t>
+        <w:t>communications, in accordance with any Sponsor brand guidelines</w:t>
+      </w:r>
+    </w:p>
+    <w:p>
+      <w:r>
+        <w:t>provided. Any other use requires separate written permission.</w:t>
       </w:r>
     </w:p>
     <w:p>
@@ -228,17 +248,22 @@
         <w:pStyle w:val="Heading2"/>
       </w:pPr>
       <w:r>
-        <w:t>5. Trademark Use</w:t>
+        <w:t>5. Non-Endorsement</w:t>
       </w:r>
     </w:p>
     <w:p>
       <w:r>
-        <w:t>Birthright will use Sponsor's name and mark only in a manner consistent</w:t>
+        <w:t>Recognition is acknowledgement of financial support only and does</w:t>
       </w:r>
     </w:p>
     <w:p>
       <w:r>
-        <w:t>with Sponsor's brand guidelines (linked in the sponsor onboarding form).</w:t>
+        <w:t>not imply Birthright's endorsement of Sponsor's products or</w:t>
+      </w:r>
+    </w:p>
+    <w:p>
+      <w:r>
+        <w:t>services, or vice versa.</w:t>
       </w:r>
     </w:p>
     <w:p>
@@ -246,17 +271,22 @@
         <w:pStyle w:val="Heading2"/>
       </w:pPr>
       <w:r>
-        <w:t>6. Cancellation</w:t>
+        <w:t>6. Refunds</w:t>
       </w:r>
     </w:p>
     <w:p>
       <w:r>
-        <w:t>Sponsor may cancel a recurring gift at any time via the dashboard.</w:t>
+        <w:t>Sponsorship payments are generally non-refundable. If Birthright</w:t>
       </w:r>
     </w:p>
     <w:p>
       <w:r>
-        <w:t>Cancellation is prospective; already-paid periods are not refunded.</w:t>
+        <w:t>cancels the campaign before its scheduled start, unspent Sponsor</w:t>
+      </w:r>
+    </w:p>
+    <w:p>
+      <w:r>
+        <w:t>funds will be refunded.</w:t>
       </w:r>
     </w:p>
     <w:p>
@@ -264,17 +294,17 @@
         <w:pStyle w:val="Heading2"/>
       </w:pPr>
       <w:r>
-        <w:t>7. No Endorsement</w:t>
+        <w:t>7. Confidentiality</w:t>
       </w:r>
     </w:p>
     <w:p>
       <w:r>
-        <w:t>Sponsorship does not constitute Birthright's endorsement of Sponsor's</w:t>
+        <w:t>Non-public information exchanged between the parties is</w:t>
       </w:r>
     </w:p>
     <w:p>
       <w:r>
-        <w:t>products or services, and vice versa.</w:t>
+        <w:t>confidential and will not be disclosed except as required by law.</w:t>
       </w:r>
     </w:p>
     <w:p>
@@ -282,28 +312,51 @@
         <w:pStyle w:val="Heading2"/>
       </w:pPr>
       <w:r>
-        <w:t>8. Miscellaneous</w:t>
+        <w:t>8. Contingency Note</w:t>
       </w:r>
     </w:p>
     <w:p>
       <w:r>
-        <w:t>Governing law per Terms of Service; entire agreement.</w:t>
+        <w:t>Where the campaign depends on a third-party event (e.g., a broadcast</w:t>
+      </w:r>
+    </w:p>
+    <w:p>
+      <w:r>
+        <w:t>partner), Sponsor understands that Birthright may terminate or</w:t>
+      </w:r>
+    </w:p>
+    <w:p>
+      <w:r>
+        <w:t>re-scope the campaign if commercial or safeguarding conditions are</w:t>
+      </w:r>
+    </w:p>
+    <w:p>
+      <w:r>
+        <w:t>not met, and will refund any unspent Sponsor funds.</w:t>
+      </w:r>
+    </w:p>
+    <w:p>
+      <w:pPr>
+        <w:pStyle w:val="Heading2"/>
+      </w:pPr>
+      <w:r>
+        <w:t>9. Governing Law</w:t>
+      </w:r>
+    </w:p>
+    <w:p>
+      <w:r>
+        <w:t>North Carolina, USA.</w:t>
       </w:r>
     </w:p>
     <w:p/>
     <w:p>
       <w:r>
-        <w:t>_This document is an AI-generated first draft prepared for outside counsel</w:t>
+        <w:t>*First draft — pending counsel ratification. Comments to</w:t>
       </w:r>
     </w:p>
     <w:p>
       <w:r>
-        <w:t>review. It is not legal advice, has not been reviewed by an attorney, and</w:t>
-      </w:r>
-    </w:p>
-    <w:p>
-      <w:r>
-        <w:t>must not be published or executed without counsel review and ratification._</w:t>
+        <w:t>legal@birthright.live.*</w:t>
       </w:r>
     </w:p>
     <w:p/>
@@ -317,17 +370,12 @@
     </w:p>
     <w:p>
       <w:r>
-        <w:t>This document was drafted with EU / UK regulatory alignment in mind. Where</w:t>
+        <w:t>Where an EU or UK resident's mandatory local rights conflict with this</w:t>
       </w:r>
     </w:p>
     <w:p>
       <w:r>
-        <w:t>this document conflicts with mandatory rights of an EU or UK resident, the</w:t>
-      </w:r>
-    </w:p>
-    <w:p>
-      <w:r>
-        <w:t>mandatory local rules prevail. In particular:</w:t>
+        <w:t>document, the local rules prevail. Key points:</w:t>
       </w:r>
     </w:p>
     <w:p>
@@ -338,30 +386,34 @@
         <w:rPr>
           <w:b/>
         </w:rPr>
-        <w:t>GDPR (EU) 2016/679 and UK GDPR</w:t>
+        <w:t>GDPR (EU) 2016/679</w:t>
       </w:r>
       <w:r>
-        <w:t xml:space="preserve"> apply to processing of personal data</w:t>
+        <w:t xml:space="preserve"> and </w:t>
+      </w:r>
+      <w:r>
+        <w:rPr>
+          <w:b/>
+        </w:rPr>
+        <w:t>UK GDPR</w:t>
+      </w:r>
+      <w:r>
+        <w:t xml:space="preserve"> govern personal-data</w:t>
       </w:r>
     </w:p>
     <w:p>
       <w:r>
-        <w:t>of individuals in the EEA and UK. Where Birthright is the controller,</w:t>
+        <w:t>processing. Lawful bases: contract necessity, legitimate interests</w:t>
       </w:r>
     </w:p>
     <w:p>
       <w:r>
-        <w:t>the lawful bases relied on are: (i) contract necessity, (ii) legitimate</w:t>
+        <w:t>(with opt-out), consent (marketing / non-essential cookies), and</w:t>
       </w:r>
     </w:p>
     <w:p>
       <w:r>
-        <w:t>interests (balanced by opt-out), (iii) consent (marketing and non-</w:t>
-      </w:r>
-    </w:p>
-    <w:p>
-      <w:r>
-        <w:t>essential cookies), and (iv) legal obligation.</w:t>
+        <w:t>legal obligation.</w:t>
       </w:r>
     </w:p>
     <w:p>
@@ -372,15 +424,15 @@
         <w:rPr>
           <w:b/>
         </w:rPr>
-        <w:t>ePrivacy Directive (2002/58/EC as amended)</w:t>
+        <w:t>ePrivacy Directive (2002/58/EC)</w:t>
       </w:r>
       <w:r>
-        <w:t xml:space="preserve"> applies to cookies and</w:t>
+        <w:t xml:space="preserve"> — non-essential cookies require</w:t>
       </w:r>
     </w:p>
     <w:p>
       <w:r>
-        <w:t>similar tracking. Non-essential cookies require prior opt-in consent.</w:t>
+        <w:t>prior opt-in consent (see our Cookie Notice).</w:t>
       </w:r>
     </w:p>
     <w:p>
@@ -391,25 +443,25 @@
         <w:rPr>
           <w:b/>
         </w:rPr>
-        <w:t>EU Consumer Rights Directive (2011/83/EU)</w:t>
+        <w:t>Consumer Rights Directive (2011/83/EU)</w:t>
       </w:r>
       <w:r>
-        <w:t xml:space="preserve"> — EU/UK consumers have</w:t>
+        <w:t xml:space="preserve"> — 14-day right of</w:t>
       </w:r>
     </w:p>
     <w:p>
       <w:r>
-        <w:t>a 14-day right of withdrawal on distance sales of goods and most</w:t>
+        <w:t>withdrawal on distance sales of goods and most digital services.</w:t>
       </w:r>
     </w:p>
     <w:p>
       <w:r>
-        <w:t>digital services. Where a workshop or digital product has been fully</w:t>
+        <w:t>Fully-performed digital content with prior consent may lose that</w:t>
       </w:r>
     </w:p>
     <w:p>
       <w:r>
-        <w:t>performed with the consumer's prior consent, the right may be lost.</w:t>
+        <w:t>right.</w:t>
       </w:r>
     </w:p>
     <w:p>
@@ -420,25 +472,20 @@
         <w:rPr>
           <w:b/>
         </w:rPr>
-        <w:t>Digital Services Act (Regulation 2022/2065)</w:t>
+        <w:t>Digital Services Act (Reg. 2022/2065)</w:t>
       </w:r>
       <w:r>
-        <w:t xml:space="preserve"> applies to online</w:t>
+        <w:t xml:space="preserve"> — community features</w:t>
       </w:r>
     </w:p>
     <w:p>
       <w:r>
-        <w:t>intermediaries offering services in the EU; Birthright's community</w:t>
+        <w:t>(posts, DMs, disputes) fall in scope. Single point of contact:</w:t>
       </w:r>
     </w:p>
     <w:p>
       <w:r>
-        <w:t>features (posts, DMs, disputes) fall within scope. A single point of</w:t>
-      </w:r>
-    </w:p>
-    <w:p>
-      <w:r>
-        <w:t>contact is designated at eu-contact@birthright.live.</w:t>
+        <w:t>eu-contact@birthright.live.</w:t>
       </w:r>
     </w:p>
     <w:p>
@@ -449,78 +496,15 @@
         <w:rPr>
           <w:b/>
         </w:rPr>
-        <w:t>EU AI Act (Regulation 2024/1689)</w:t>
+        <w:t>Cross-border transfers</w:t>
       </w:r>
       <w:r>
-        <w:t xml:space="preserve"> applies to providers and deployers</w:t>
+        <w:t xml:space="preserve"> — EU SCCs (2021/914) + UK IDTA with a</w:t>
       </w:r>
     </w:p>
     <w:p>
       <w:r>
-        <w:t>of AI systems affecting EU users. Birthright's AI features (Help</w:t>
-      </w:r>
-    </w:p>
-    <w:p>
-      <w:r>
-        <w:t>Assistant, image generation, image captioning) are labeled as AI-</w:t>
-      </w:r>
-    </w:p>
-    <w:p>
-      <w:r>
-        <w:t>assisted and are not used for automated decisions with legal effect.</w:t>
-      </w:r>
-    </w:p>
-    <w:p>
-      <w:pPr>
-        <w:pStyle w:val="ListBullet"/>
-      </w:pPr>
-      <w:r>
-        <w:rPr>
-          <w:b/>
-        </w:rPr>
-        <w:t>Data transfers out of the EEA/UK/CH</w:t>
-      </w:r>
-      <w:r>
-        <w:t xml:space="preserve"> rely on the EU Standard</w:t>
-      </w:r>
-    </w:p>
-    <w:p>
-      <w:r>
-        <w:t>Contractual Clauses (2021/914) and the UK International Data Transfer</w:t>
-      </w:r>
-    </w:p>
-    <w:p>
-      <w:r>
-        <w:t>Addendum, with a transfer-impact assessment on file for each sub-</w:t>
-      </w:r>
-    </w:p>
-    <w:p>
-      <w:r>
-        <w:t>processor.</w:t>
-      </w:r>
-    </w:p>
-    <w:p>
-      <w:pPr>
-        <w:pStyle w:val="ListBullet"/>
-      </w:pPr>
-      <w:r>
-        <w:rPr>
-          <w:b/>
-        </w:rPr>
-        <w:t>Data Protection Officer (DPO)</w:t>
-      </w:r>
-      <w:r>
-        <w:t xml:space="preserve"> — Birthright will designate a DPO</w:t>
-      </w:r>
-    </w:p>
-    <w:p>
-      <w:r>
-        <w:t>once threshold criteria under GDPR Art. 37 are met. Contact:</w:t>
-      </w:r>
-    </w:p>
-    <w:p>
-      <w:r>
-        <w:t>dpo@birthright.live.</w:t>
+        <w:t>transfer-impact assessment per sub-processor.</w:t>
       </w:r>
     </w:p>
     <w:p>
@@ -534,26 +518,12 @@
         <w:t>DSAR window</w:t>
       </w:r>
       <w:r>
-        <w:t xml:space="preserve"> — subject access, rectification, erasure, portability,</w:t>
+        <w:t xml:space="preserve"> — 30 days (extendable to 90) at</w:t>
       </w:r>
     </w:p>
     <w:p>
       <w:r>
-        <w:t xml:space="preserve">and objection requests are responded to within </w:t>
-      </w:r>
-      <w:r>
-        <w:rPr>
-          <w:b/>
-        </w:rPr>
-        <w:t>30 days</w:t>
-      </w:r>
-      <w:r>
-        <w:t xml:space="preserve"> (extendable</w:t>
-      </w:r>
-    </w:p>
-    <w:p>
-      <w:r>
-        <w:t>by 60 days for complex requests) at privacy@birthright.live.</w:t>
+        <w:t>privacy@birthright.live.</w:t>
       </w:r>
     </w:p>
     <w:p>
@@ -567,29 +537,25 @@
         <w:t>Supervisory authority</w:t>
       </w:r>
       <w:r>
-        <w:t xml:space="preserve"> — EU/UK residents may lodge a complaint with</w:t>
+        <w:t xml:space="preserve"> — EU: your national DPA</w:t>
       </w:r>
     </w:p>
     <w:p>
       <w:r>
-        <w:t>their local supervisory authority; a list is available at</w:t>
+        <w:t>(</w:t>
       </w:r>
-    </w:p>
-    <w:p>
       <w:hyperlink r:id="rId9">
         <w:r>
           <w:rPr>
             <w:color w:val="0563C1"/>
             <w:u w:val="single"/>
           </w:rPr>
-          <w:t xml:space="preserve">https://edpb.europa.eu/about-edpb/about-edpb/members_en</w:t>
+          <w:t xml:space="preserve">https://edpb.europa.eu</w:t>
         </w:r>
       </w:hyperlink>
       <w:r>
-        <w:t xml:space="preserve"> (EU) and</w:t>
+        <w:t>). UK: ICO (</w:t>
       </w:r>
-    </w:p>
-    <w:p>
       <w:hyperlink r:id="rId10">
         <w:r>
           <w:rPr>
@@ -600,31 +566,7 @@
         </w:r>
       </w:hyperlink>
       <w:r>
-        <w:t xml:space="preserve"> (UK).</w:t>
-      </w:r>
-    </w:p>
-    <w:p>
-      <w:pPr>
-        <w:pStyle w:val="ListBullet"/>
-      </w:pPr>
-      <w:r>
-        <w:rPr>
-          <w:b/>
-        </w:rPr>
-        <w:t>VAT</w:t>
-      </w:r>
-      <w:r>
-        <w:t xml:space="preserve"> — Where Birthright's EU B2C digital-service or goods sales</w:t>
-      </w:r>
-    </w:p>
-    <w:p>
-      <w:r>
-        <w:t>cross applicable thresholds, VAT registration (One-Stop-Shop or</w:t>
-      </w:r>
-    </w:p>
-    <w:p>
-      <w:r>
-        <w:t>country-by-country) will be completed.</w:t>
+        <w:t>).</w:t>
       </w:r>
     </w:p>
     <w:sectPr>

--- a/backend/legal_docs/09-sponsorship-agreement.docx
+++ b/backend/legal_docs/09-sponsorship-agreement.docx
@@ -124,12 +124,7 @@
         <w:t>Parties:</w:t>
       </w:r>
       <w:r>
-        <w:t xml:space="preserve"> Birthright Foundation ("Birthright") and the sponsor</w:t>
-      </w:r>
-    </w:p>
-    <w:p>
-      <w:r>
-        <w:t>identified below ("Sponsor").</w:t>
+        <w:t xml:space="preserve"> Birthright Foundation ("Birthright") and the sponsor identified below ("Sponsor").</w:t>
       </w:r>
     </w:p>
     <w:p>
@@ -142,12 +137,7 @@
     </w:p>
     <w:p>
       <w:r>
-        <w:t>Sponsor commits to the amount and campaign identified in the</w:t>
-      </w:r>
-    </w:p>
-    <w:p>
-      <w:r>
-        <w:t>signature block. Amounts are payable within 30 days of invoice.</w:t>
+        <w:t>Sponsor commits to the amount and campaign identified in the signature block. Amounts are payable within 30 days of invoice.</w:t>
       </w:r>
     </w:p>
     <w:p>
@@ -169,22 +159,16 @@
         <w:t>not yet granted</w:t>
       </w:r>
       <w:r>
-        <w:t>.</w:t>
+        <w:t xml:space="preserve">. Until it is, pledges are </w:t>
       </w:r>
-    </w:p>
-    <w:p>
       <w:r>
-        <w:t>Until it is, pledges are **not tax-deductible as charitable</w:t>
+        <w:rPr>
+          <w:b/>
+        </w:rPr>
+        <w:t>not tax-deductible as charitable contributions</w:t>
       </w:r>
-    </w:p>
-    <w:p>
       <w:r>
-        <w:t>contributions**. Birthright will issue a business receipt on payment.</w:t>
-      </w:r>
-    </w:p>
-    <w:p>
-      <w:r>
-        <w:t>Sponsor should consult a tax advisor.</w:t>
+        <w:t>. Birthright will issue a business receipt on payment. Sponsor should consult a tax advisor.</w:t>
       </w:r>
     </w:p>
     <w:p>
@@ -197,17 +181,7 @@
     </w:p>
     <w:p>
       <w:r>
-        <w:t>Birthright will recognise Sponsor at the level chosen (bronze /</w:t>
-      </w:r>
-    </w:p>
-    <w:p>
-      <w:r>
-        <w:t>silver / gold / presenting) with the benefits described on the</w:t>
-      </w:r>
-    </w:p>
-    <w:p>
-      <w:r>
-        <w:t>campaign page. Sponsor may opt out of public recognition in writing.</w:t>
+        <w:t>Birthright will recognise Sponsor at the level chosen (bronze / silver / gold / presenting) with the benefits described on the campaign page. Sponsor may opt out of public recognition in writing.</w:t>
       </w:r>
     </w:p>
     <w:p>
@@ -220,27 +194,7 @@
     </w:p>
     <w:p>
       <w:r>
-        <w:t>Sponsor grants Birthright a limited, revocable licence to use</w:t>
-      </w:r>
-    </w:p>
-    <w:p>
-      <w:r>
-        <w:t>Sponsor's name and logo for recognition on the campaign page, the</w:t>
-      </w:r>
-    </w:p>
-    <w:p>
-      <w:r>
-        <w:t>sponsor directory, the Wall of Supporters, and related campaign</w:t>
-      </w:r>
-    </w:p>
-    <w:p>
-      <w:r>
-        <w:t>communications, in accordance with any Sponsor brand guidelines</w:t>
-      </w:r>
-    </w:p>
-    <w:p>
-      <w:r>
-        <w:t>provided. Any other use requires separate written permission.</w:t>
+        <w:t>Sponsor grants Birthright a limited, revocable licence to use Sponsor's name and logo for recognition on the campaign page, the sponsor directory, the Wall of Supporters, and related campaign communications, in accordance with any Sponsor brand guidelines provided. Any other use requires separate written permission.</w:t>
       </w:r>
     </w:p>
     <w:p>
@@ -253,17 +207,7 @@
     </w:p>
     <w:p>
       <w:r>
-        <w:t>Recognition is acknowledgement of financial support only and does</w:t>
-      </w:r>
-    </w:p>
-    <w:p>
-      <w:r>
-        <w:t>not imply Birthright's endorsement of Sponsor's products or</w:t>
-      </w:r>
-    </w:p>
-    <w:p>
-      <w:r>
-        <w:t>services, or vice versa.</w:t>
+        <w:t>Recognition is acknowledgement of financial support only and does not imply Birthright's endorsement of Sponsor's products or services, or vice versa.</w:t>
       </w:r>
     </w:p>
     <w:p>
@@ -276,17 +220,7 @@
     </w:p>
     <w:p>
       <w:r>
-        <w:t>Sponsorship payments are generally non-refundable. If Birthright</w:t>
-      </w:r>
-    </w:p>
-    <w:p>
-      <w:r>
-        <w:t>cancels the campaign before its scheduled start, unspent Sponsor</w:t>
-      </w:r>
-    </w:p>
-    <w:p>
-      <w:r>
-        <w:t>funds will be refunded.</w:t>
+        <w:t>Sponsorship payments are generally non-refundable. If Birthright cancels the campaign before its scheduled start, unspent Sponsor funds will be refunded.</w:t>
       </w:r>
     </w:p>
     <w:p>
@@ -299,12 +233,7 @@
     </w:p>
     <w:p>
       <w:r>
-        <w:t>Non-public information exchanged between the parties is</w:t>
-      </w:r>
-    </w:p>
-    <w:p>
-      <w:r>
-        <w:t>confidential and will not be disclosed except as required by law.</w:t>
+        <w:t>Non-public information exchanged between the parties is confidential and will not be disclosed except as required by law.</w:t>
       </w:r>
     </w:p>
     <w:p>
@@ -317,22 +246,7 @@
     </w:p>
     <w:p>
       <w:r>
-        <w:t>Where the campaign depends on a third-party event (e.g., a broadcast</w:t>
-      </w:r>
-    </w:p>
-    <w:p>
-      <w:r>
-        <w:t>partner), Sponsor understands that Birthright may terminate or</w:t>
-      </w:r>
-    </w:p>
-    <w:p>
-      <w:r>
-        <w:t>re-scope the campaign if commercial or safeguarding conditions are</w:t>
-      </w:r>
-    </w:p>
-    <w:p>
-      <w:r>
-        <w:t>not met, and will refund any unspent Sponsor funds.</w:t>
+        <w:t>Where the campaign depends on a third-party event (e.g., a broadcast partner), Sponsor understands that Birthright may terminate or re-scope the campaign if commercial or safeguarding conditions are not met, and will refund any unspent Sponsor funds.</w:t>
       </w:r>
     </w:p>
     <w:p>
@@ -351,12 +265,7 @@
     <w:p/>
     <w:p>
       <w:r>
-        <w:t>*First draft — pending counsel ratification. Comments to</w:t>
-      </w:r>
-    </w:p>
-    <w:p>
-      <w:r>
-        <w:t>legal@birthright.live.*</w:t>
+        <w:t>*First draft — pending counsel ratification. Comments to legal@birthright.live.*</w:t>
       </w:r>
     </w:p>
     <w:p/>
@@ -370,12 +279,7 @@
     </w:p>
     <w:p>
       <w:r>
-        <w:t>Where an EU or UK resident's mandatory local rights conflict with this</w:t>
-      </w:r>
-    </w:p>
-    <w:p>
-      <w:r>
-        <w:t>document, the local rules prevail. Key points:</w:t>
+        <w:t>Where an EU or UK resident's mandatory local rights conflict with this document, the local rules prevail. Key points:</w:t>
       </w:r>
     </w:p>
     <w:p>
@@ -398,22 +302,7 @@
         <w:t>UK GDPR</w:t>
       </w:r>
       <w:r>
-        <w:t xml:space="preserve"> govern personal-data</w:t>
-      </w:r>
-    </w:p>
-    <w:p>
-      <w:r>
-        <w:t>processing. Lawful bases: contract necessity, legitimate interests</w:t>
-      </w:r>
-    </w:p>
-    <w:p>
-      <w:r>
-        <w:t>(with opt-out), consent (marketing / non-essential cookies), and</w:t>
-      </w:r>
-    </w:p>
-    <w:p>
-      <w:r>
-        <w:t>legal obligation.</w:t>
+        <w:t xml:space="preserve"> govern personal-data processing. Lawful bases: contract necessity, legitimate interests (with opt-out), consent (marketing / non-essential cookies), and legal obligation.</w:t>
       </w:r>
     </w:p>
     <w:p>
@@ -427,12 +316,7 @@
         <w:t>ePrivacy Directive (2002/58/EC)</w:t>
       </w:r>
       <w:r>
-        <w:t xml:space="preserve"> — non-essential cookies require</w:t>
-      </w:r>
-    </w:p>
-    <w:p>
-      <w:r>
-        <w:t>prior opt-in consent (see our Cookie Notice).</w:t>
+        <w:t xml:space="preserve"> — non-essential cookies require prior opt-in consent (see our Cookie Notice).</w:t>
       </w:r>
     </w:p>
     <w:p>
@@ -446,22 +330,7 @@
         <w:t>Consumer Rights Directive (2011/83/EU)</w:t>
       </w:r>
       <w:r>
-        <w:t xml:space="preserve"> — 14-day right of</w:t>
-      </w:r>
-    </w:p>
-    <w:p>
-      <w:r>
-        <w:t>withdrawal on distance sales of goods and most digital services.</w:t>
-      </w:r>
-    </w:p>
-    <w:p>
-      <w:r>
-        <w:t>Fully-performed digital content with prior consent may lose that</w:t>
-      </w:r>
-    </w:p>
-    <w:p>
-      <w:r>
-        <w:t>right.</w:t>
+        <w:t xml:space="preserve"> — 14-day right of withdrawal on distance sales of goods and most digital services. Fully-performed digital content with prior consent may lose that right.</w:t>
       </w:r>
     </w:p>
     <w:p>
@@ -475,17 +344,7 @@
         <w:t>Digital Services Act (Reg. 2022/2065)</w:t>
       </w:r>
       <w:r>
-        <w:t xml:space="preserve"> — community features</w:t>
-      </w:r>
-    </w:p>
-    <w:p>
-      <w:r>
-        <w:t>(posts, DMs, disputes) fall in scope. Single point of contact:</w:t>
-      </w:r>
-    </w:p>
-    <w:p>
-      <w:r>
-        <w:t>eu-contact@birthright.live.</w:t>
+        <w:t xml:space="preserve"> — community features (posts, DMs, disputes) fall in scope. Single point of contact: eu-contact@birthright.live.</w:t>
       </w:r>
     </w:p>
     <w:p>
@@ -499,12 +358,7 @@
         <w:t>Cross-border transfers</w:t>
       </w:r>
       <w:r>
-        <w:t xml:space="preserve"> — EU SCCs (2021/914) + UK IDTA with a</w:t>
-      </w:r>
-    </w:p>
-    <w:p>
-      <w:r>
-        <w:t>transfer-impact assessment per sub-processor.</w:t>
+        <w:t xml:space="preserve"> — EU SCCs (2021/914) + UK IDTA with a transfer-impact assessment per sub-processor.</w:t>
       </w:r>
     </w:p>
     <w:p>
@@ -518,12 +372,7 @@
         <w:t>DSAR window</w:t>
       </w:r>
       <w:r>
-        <w:t xml:space="preserve"> — 30 days (extendable to 90) at</w:t>
-      </w:r>
-    </w:p>
-    <w:p>
-      <w:r>
-        <w:t>privacy@birthright.live.</w:t>
+        <w:t xml:space="preserve"> — 30 days (extendable to 90) at privacy@birthright.live.</w:t>
       </w:r>
     </w:p>
     <w:p>
@@ -537,12 +386,7 @@
         <w:t>Supervisory authority</w:t>
       </w:r>
       <w:r>
-        <w:t xml:space="preserve"> — EU: your national DPA</w:t>
-      </w:r>
-    </w:p>
-    <w:p>
-      <w:r>
-        <w:t>(</w:t>
+        <w:t xml:space="preserve"> — EU: your national DPA (</w:t>
       </w:r>
       <w:hyperlink r:id="rId9">
         <w:r>
@@ -571,7 +415,7 @@
     </w:p>
     <w:sectPr>
       <w:pgSz w:w="12240" w:h="15840"/>
-      <w:pgMar w:top="1152" w:right="1296" w:bottom="1152" w:left="1296" w:header="720" w:footer="720" w:gutter="0"/>
+      <w:pgMar w:top="1440" w:right="1440" w:bottom="1440" w:left="1440" w:header="720" w:footer="720" w:gutter="0"/>
       <w:cols w:space="720"/>
       <w:docGrid w:linePitch="360"/>
     </w:sectPr>
@@ -942,6 +786,9 @@
     <w:name w:val="Normal"/>
     <w:qFormat/>
     <w:rsid w:val="00FC693F"/>
+    <w:pPr>
+      <w:spacing w:line="240" w:lineRule="auto" w:before="0" w:after="120"/>
+    </w:pPr>
     <w:rPr>
       <w:rFonts w:ascii="Calibri" w:hAnsi="Calibri"/>
       <w:sz w:val="22"/>

--- a/backend/legal_docs/09-sponsorship-agreement.docx
+++ b/backend/legal_docs/09-sponsorship-agreement.docx
@@ -105,7 +105,7 @@
           <w:i/>
           <w:color w:val="7C5316"/>
         </w:rPr>
-        <w:t>Executive Director: James Reagan · Contact: legal@birthright.live</w:t>
+        <w:t>Executive Director: Amanda Reagan · Contact: legal@birthright.live</w:t>
       </w:r>
     </w:p>
     <w:p>
